--- a/docs/выдержки/вводное.docx
+++ b/docs/выдержки/вводное.docx
@@ -7,25 +7,40 @@
         <w:ind w:left="-567"/>
       </w:pPr>
       <w:r>
-        <w:t>Пре</w:t>
-      </w:r>
-      <w:r>
-        <w:t>д</w:t>
-      </w:r>
-      <w:r>
-        <w:t>положим</w:t>
-      </w:r>
-      <w:r>
-        <w:t>,</w:t>
-      </w:r>
-      <w:r>
-        <w:t xml:space="preserve"> </w:t>
-      </w:r>
-      <w:r>
-        <w:t>т</w:t>
-      </w:r>
-      <w:r>
-        <w:t>ы скачал примеры и решатель, а также установил решатель (лучше все по умолчанию) в корень диска.</w:t>
+        <w:t>Выполнить после</w:t>
+      </w:r>
+      <w:r>
+        <w:t xml:space="preserve"> скач</w:t>
+      </w:r>
+      <w:r>
+        <w:t>ивания</w:t>
+      </w:r>
+      <w:r>
+        <w:t xml:space="preserve"> пример</w:t>
+      </w:r>
+      <w:r>
+        <w:t>ов</w:t>
+      </w:r>
+      <w:r>
+        <w:t xml:space="preserve"> и решател</w:t>
+      </w:r>
+      <w:r>
+        <w:t>я</w:t>
+      </w:r>
+      <w:r>
+        <w:t>, а также установ</w:t>
+      </w:r>
+      <w:r>
+        <w:t>ки</w:t>
+      </w:r>
+      <w:r>
+        <w:t xml:space="preserve"> решател</w:t>
+      </w:r>
+      <w:r>
+        <w:t>я</w:t>
+      </w:r>
+      <w:r>
+        <w:t>.</w:t>
       </w:r>
     </w:p>
     <w:p>
@@ -131,7 +146,10 @@
         <w:ind w:left="-567"/>
       </w:pPr>
       <w:r>
-        <w:t xml:space="preserve">Жмешь синее: </w:t>
+        <w:t>Нажать</w:t>
+      </w:r>
+      <w:r>
+        <w:t xml:space="preserve"> синее: </w:t>
       </w:r>
       <w:r>
         <w:t>“</w:t>
@@ -143,7 +161,13 @@
         <w:t xml:space="preserve">” </w:t>
       </w:r>
       <w:r>
-        <w:t>и выделяешь распакованный архив одним из двух способов: (1) войдя в него и нажав Выбор папки</w:t>
+        <w:t>и выдел</w:t>
+      </w:r>
+      <w:r>
+        <w:t>ить</w:t>
+      </w:r>
+      <w:r>
+        <w:t xml:space="preserve"> распакованный архив одним из двух способов: (1) войдя в него и нажав Выбор папки</w:t>
       </w:r>
     </w:p>
     <w:p>
@@ -418,10 +442,7 @@
         <w:t>для выезда меню (учесть: для каждой вкладки</w:t>
       </w:r>
       <w:r>
-        <w:t xml:space="preserve"> существует </w:t>
-      </w:r>
-      <w:r>
-        <w:t>свое меню</w:t>
+        <w:t xml:space="preserve"> существует свое меню</w:t>
       </w:r>
       <w:r>
         <w:t xml:space="preserve">, но есть общая функциональность: </w:t>
@@ -709,24 +730,33 @@
         <w:ind w:left="-567"/>
       </w:pPr>
       <w:r>
-        <w:t>Теперь, если править не надо, то можно запускать. Но, т.к. это все браузерные вещи, то надо сначала прицепить решатель к разрешениям на только что выбранный базовый каталог (типа этого).  Поэтому нажимаем желтое</w:t>
+        <w:t xml:space="preserve">Теперь, если править не надо, то можно запускать. Но, т.к. это </w:t>
+      </w:r>
+      <w:r>
+        <w:t xml:space="preserve">имеет </w:t>
+      </w:r>
+      <w:r>
+        <w:t xml:space="preserve">браузерные </w:t>
+      </w:r>
+      <w:r>
+        <w:t>ограничения</w:t>
+      </w:r>
+      <w:r>
+        <w:t>, то надо сначала прицепить решатель к разрешениям на только что выбранный базовый каталог (типа этого).  Поэтому нажимаем желт</w:t>
+      </w:r>
+      <w:r>
+        <w:t>ую кнопку</w:t>
       </w:r>
       <w:r>
         <w:t xml:space="preserve"> -</w:t>
       </w:r>
       <w:r>
-        <w:rPr>
-          <w:lang w:val="en-US"/>
-        </w:rPr>
         <w:t>&gt;</w:t>
       </w:r>
       <w:r>
         <w:t xml:space="preserve"> выбираем тот же каталог</w:t>
       </w:r>
       <w:r>
-        <w:rPr>
-          <w:lang w:val="en-US"/>
-        </w:rPr>
         <w:t xml:space="preserve"> -&gt;</w:t>
       </w:r>
       <w:r>
@@ -1447,7 +1477,7 @@
         <w:t>что-то</w:t>
       </w:r>
       <w:r>
-        <w:t xml:space="preserve"> увидеть отключить мешающие симметрии и области (=ТК площадки), нажать </w:t>
+        <w:t xml:space="preserve"> увидеть отключить мешающие симметрии и области, нажать </w:t>
       </w:r>
       <w:r>
         <w:rPr>
@@ -1604,7 +1634,10 @@
         <w:t>,</w:t>
       </w:r>
       <w:r>
-        <w:t xml:space="preserve"> поля на линиях, поля в областях очевидно: выделяем и смотрим. Неплохо смотрятся </w:t>
+        <w:t xml:space="preserve"> поля на линиях, поля в областях очевидно: выделяем и смотрим. </w:t>
+      </w:r>
+      <w:r>
+        <w:t xml:space="preserve">Полезно использовать </w:t>
       </w:r>
       <w:r>
         <w:t>компоненты в П</w:t>
@@ -1614,18 +1647,6 @@
       </w:r>
       <w:r>
         <w:t xml:space="preserve"> с общей установкой вида при изменении времени. </w:t>
-      </w:r>
-    </w:p>
-    <w:p>
-      <w:pPr>
-        <w:widowControl w:val="0"/>
-        <w:ind w:left="-567"/>
-      </w:pPr>
-      <w:r>
-        <w:t>В принципе н</w:t>
-      </w:r>
-      <w:r>
-        <w:t>ужно повышать производительность графики – не так легко идет, как надо.</w:t>
       </w:r>
     </w:p>
     <w:p>
@@ -1680,7 +1701,28 @@
         <w:ind w:left="-567"/>
       </w:pPr>
       <w:r>
-        <w:t>Довольно разнообразный набор можно получить на вкладке Графики по схемы: любая функция от любого аргумента. Например зависимость плотности энергии от времени</w:t>
+        <w:t>Р</w:t>
+      </w:r>
+      <w:r>
+        <w:t>азнообразный</w:t>
+      </w:r>
+      <w:r>
+        <w:t xml:space="preserve"> </w:t>
+      </w:r>
+      <w:r>
+        <w:t xml:space="preserve">набор </w:t>
+      </w:r>
+      <w:r>
+        <w:t xml:space="preserve">выходных данных </w:t>
+      </w:r>
+      <w:r>
+        <w:t xml:space="preserve">можно получить на вкладке Графики по схемы: любая функция от любого аргумента. </w:t>
+      </w:r>
+      <w:r>
+        <w:t>Например,</w:t>
+      </w:r>
+      <w:r>
+        <w:t xml:space="preserve"> зависимость плотности энергии от времени</w:t>
       </w:r>
     </w:p>
     <w:p>
@@ -1735,13 +1777,22 @@
         <w:ind w:left="-567"/>
       </w:pPr>
       <w:r>
-        <w:t xml:space="preserve">И, в качестве шутки, зависимость компонент намагниченности в некоторой точке от </w:t>
-      </w:r>
-      <w:r>
-        <w:t>текущего значения той же компоненты</w:t>
-      </w:r>
-      <w:r>
-        <w:t xml:space="preserve"> силы</w:t>
+        <w:t xml:space="preserve">В Инструменты полезно создание </w:t>
+      </w:r>
+      <w:r>
+        <w:rPr>
+          <w:lang w:val="en-US"/>
+        </w:rPr>
+        <w:t>gif</w:t>
+      </w:r>
+      <w:r>
+        <w:t xml:space="preserve"> </w:t>
+      </w:r>
+      <w:r>
+        <w:t>анимации</w:t>
+      </w:r>
+      <w:r>
+        <w:t>.</w:t>
       </w:r>
     </w:p>
     <w:p>
@@ -1750,45 +1801,73 @@
         <w:ind w:left="-567"/>
       </w:pPr>
       <w:r>
-        <w:rPr>
-          <w:noProof/>
-        </w:rPr>
-        <w:lastRenderedPageBreak/>
-        <w:drawing>
-          <wp:inline distT="0" distB="0" distL="0" distR="0" wp14:anchorId="5A072FF4" wp14:editId="1FD17EE8">
-            <wp:extent cx="5940425" cy="2605177"/>
-            <wp:effectExtent l="0" t="0" r="3175" b="5080"/>
-            <wp:docPr id="23" name="Рисунок 23"/>
-            <wp:cNvGraphicFramePr>
-              <a:graphicFrameLocks xmlns:a="http://schemas.openxmlformats.org/drawingml/2006/main" noChangeAspect="1"/>
-            </wp:cNvGraphicFramePr>
-            <a:graphic xmlns:a="http://schemas.openxmlformats.org/drawingml/2006/main">
-              <a:graphicData uri="http://schemas.openxmlformats.org/drawingml/2006/picture">
-                <pic:pic xmlns:pic="http://schemas.openxmlformats.org/drawingml/2006/picture">
-                  <pic:nvPicPr>
-                    <pic:cNvPr id="1" name=""/>
-                    <pic:cNvPicPr/>
-                  </pic:nvPicPr>
-                  <pic:blipFill>
-                    <a:blip r:embed="rId22"/>
-                    <a:stretch>
-                      <a:fillRect/>
-                    </a:stretch>
-                  </pic:blipFill>
-                  <pic:spPr>
-                    <a:xfrm>
-                      <a:off x="0" y="0"/>
-                      <a:ext cx="5951253" cy="2609926"/>
-                    </a:xfrm>
-                    <a:prstGeom prst="rect">
-                      <a:avLst/>
-                    </a:prstGeom>
-                  </pic:spPr>
-                </pic:pic>
-              </a:graphicData>
-            </a:graphic>
-          </wp:inline>
-        </w:drawing>
+        <w:t>В 3</w:t>
+      </w:r>
+      <w:r>
+        <w:rPr>
+          <w:lang w:val="en-US"/>
+        </w:rPr>
+        <w:t>D</w:t>
+      </w:r>
+      <w:r>
+        <w:t xml:space="preserve"> редактора и вьювера можно летать среди шестигранников</w:t>
+      </w:r>
+      <w:r>
+        <w:t xml:space="preserve"> </w:t>
+      </w:r>
+      <w:r>
+        <w:t>с клавишным управлением справа</w:t>
+      </w:r>
+      <w:r>
+        <w:t xml:space="preserve"> (стрелки, </w:t>
+      </w:r>
+      <w:r>
+        <w:rPr>
+          <w:lang w:val="en-US"/>
+        </w:rPr>
+        <w:t>sift</w:t>
+      </w:r>
+      <w:r>
+        <w:t xml:space="preserve">, </w:t>
+      </w:r>
+      <w:r>
+        <w:rPr>
+          <w:lang w:val="en-US"/>
+        </w:rPr>
+        <w:t>ctrl</w:t>
+      </w:r>
+      <w:r>
+        <w:t xml:space="preserve">, </w:t>
+      </w:r>
+      <w:r>
+        <w:rPr>
+          <w:lang w:val="en-US"/>
+        </w:rPr>
+        <w:t>enter</w:t>
+      </w:r>
+      <w:r>
+        <w:t xml:space="preserve">, </w:t>
+      </w:r>
+      <w:r>
+        <w:rPr>
+          <w:lang w:val="en-US"/>
+        </w:rPr>
+        <w:t>ctrl</w:t>
+      </w:r>
+      <w:r>
+        <w:t>)</w:t>
+      </w:r>
+      <w:r>
+        <w:t xml:space="preserve">, переключившись в стиль </w:t>
+      </w:r>
+      <w:r>
+        <w:rPr>
+          <w:lang w:val="en-US"/>
+        </w:rPr>
+        <w:t>Descent</w:t>
+      </w:r>
+      <w:r>
+        <w:t>.</w:t>
       </w:r>
     </w:p>
     <w:p>
@@ -1797,105 +1876,10 @@
         <w:ind w:left="-567"/>
       </w:pPr>
       <w:r>
-        <w:t xml:space="preserve">В Инструменты полезно создание </w:t>
-      </w:r>
-      <w:r>
-        <w:rPr>
-          <w:lang w:val="en-US"/>
-        </w:rPr>
-        <w:t>gif</w:t>
-      </w:r>
-      <w:r>
-        <w:t xml:space="preserve"> </w:t>
-      </w:r>
-      <w:r>
-        <w:t>анимации</w:t>
-      </w:r>
-      <w:r>
-        <w:t>.</w:t>
-      </w:r>
-    </w:p>
-    <w:p>
-      <w:pPr>
-        <w:widowControl w:val="0"/>
-        <w:ind w:left="-567"/>
-      </w:pPr>
-      <w:r>
-        <w:t>В 3</w:t>
-      </w:r>
-      <w:r>
-        <w:rPr>
-          <w:lang w:val="en-US"/>
-        </w:rPr>
-        <w:t>D</w:t>
-      </w:r>
-      <w:r>
-        <w:t xml:space="preserve"> редактора и вьювера можно полетать среди шестигранников</w:t>
-      </w:r>
-      <w:r>
-        <w:t xml:space="preserve"> </w:t>
-      </w:r>
-      <w:r>
-        <w:t>с клавишным управлением справа</w:t>
-      </w:r>
-      <w:r>
-        <w:t xml:space="preserve"> (стрелки, </w:t>
-      </w:r>
-      <w:r>
-        <w:rPr>
-          <w:lang w:val="en-US"/>
-        </w:rPr>
-        <w:t>sift</w:t>
-      </w:r>
-      <w:r>
-        <w:t xml:space="preserve">, </w:t>
-      </w:r>
-      <w:r>
-        <w:rPr>
-          <w:lang w:val="en-US"/>
-        </w:rPr>
-        <w:t>ctrl</w:t>
-      </w:r>
-      <w:r>
-        <w:t xml:space="preserve">, </w:t>
-      </w:r>
-      <w:r>
-        <w:rPr>
-          <w:lang w:val="en-US"/>
-        </w:rPr>
-        <w:t>enter</w:t>
-      </w:r>
-      <w:r>
-        <w:t xml:space="preserve">, </w:t>
-      </w:r>
-      <w:r>
-        <w:rPr>
-          <w:lang w:val="en-US"/>
-        </w:rPr>
-        <w:t>ctrl)</w:t>
-      </w:r>
-      <w:r>
-        <w:t xml:space="preserve">, переключившись в стиль </w:t>
-      </w:r>
-      <w:r>
-        <w:rPr>
-          <w:lang w:val="en-US"/>
-        </w:rPr>
-        <w:t>Descent</w:t>
-      </w:r>
-      <w:r>
-        <w:t>.</w:t>
-      </w:r>
-    </w:p>
-    <w:p>
-      <w:pPr>
-        <w:widowControl w:val="0"/>
-        <w:ind w:left="-567"/>
-      </w:pPr>
-      <w:r>
-        <w:rPr>
-          <w:noProof/>
-        </w:rPr>
+        <w:rPr>
+          <w:noProof/>
+        </w:rPr>
+        <w:lastRenderedPageBreak/>
         <w:drawing>
           <wp:inline distT="0" distB="0" distL="0" distR="0" wp14:anchorId="2071E3A4" wp14:editId="25F7BF2E">
             <wp:extent cx="1518249" cy="1056755"/>
@@ -1912,7 +1896,7 @@
                     <pic:cNvPicPr/>
                   </pic:nvPicPr>
                   <pic:blipFill>
-                    <a:blip r:embed="rId23"/>
+                    <a:blip r:embed="rId22"/>
                     <a:stretch>
                       <a:fillRect/>
                     </a:stretch>
